--- a/Received/Nursery/nursery, english w.docx
+++ b/Received/Nursery/nursery, english w.docx
@@ -75,6 +75,16 @@
                               </w:rPr>
                               <w:t>D-</w:t>
                             </w:r>
+                            <w:r>
+                              <w:rPr>
+                                <w:rFonts w:ascii="Times New Roman" w:hAnsi="Times New Roman" w:cs="Times New Roman"/>
+                                <w:b/>
+                                <w:bCs/>
+                                <w:sz w:val="32"/>
+                                <w:szCs w:val="32"/>
+                              </w:rPr>
+                              <w:t>10</w:t>
+                            </w:r>
                           </w:p>
                         </w:txbxContent>
                       </wps:txbx>
@@ -112,6 +122,16 @@
                           <w:szCs w:val="32"/>
                         </w:rPr>
                         <w:t>D-</w:t>
+                      </w:r>
+                      <w:r>
+                        <w:rPr>
+                          <w:rFonts w:ascii="Times New Roman" w:hAnsi="Times New Roman" w:cs="Times New Roman"/>
+                          <w:b/>
+                          <w:bCs/>
+                          <w:sz w:val="32"/>
+                          <w:szCs w:val="32"/>
+                        </w:rPr>
+                        <w:t>10</w:t>
                       </w:r>
                     </w:p>
                   </w:txbxContent>
@@ -252,27 +272,7 @@
           <w:sz w:val="24"/>
           <w:szCs w:val="24"/>
         </w:rPr>
-        <w:t xml:space="preserve">Ratnanagar-7, </w:t>
-      </w:r>
-      <w:proofErr w:type="spellStart"/>
-      <w:r>
-        <w:rPr>
-          <w:rFonts w:ascii="Times New Roman" w:hAnsi="Times New Roman" w:cs="Times New Roman"/>
-          <w:b/>
-          <w:sz w:val="24"/>
-          <w:szCs w:val="24"/>
-        </w:rPr>
-        <w:t>Sauraha</w:t>
-      </w:r>
-      <w:proofErr w:type="spellEnd"/>
-      <w:r>
-        <w:rPr>
-          <w:rFonts w:ascii="Times New Roman" w:hAnsi="Times New Roman" w:cs="Times New Roman"/>
-          <w:b/>
-          <w:sz w:val="24"/>
-          <w:szCs w:val="24"/>
-        </w:rPr>
-        <w:t>, Chitwan</w:t>
+        <w:t>Ratnanagar-7, Sauraha, Chitwan</w:t>
       </w:r>
     </w:p>
     <w:p>
@@ -1891,31 +1891,7 @@
           <w:szCs w:val="40"/>
           <w:lang w:bidi="ne-NP"/>
         </w:rPr>
-        <w:t xml:space="preserve">2. </w:t>
-      </w:r>
-      <w:proofErr w:type="spellStart"/>
-      <w:r>
-        <w:rPr>
-          <w:rFonts w:ascii="Times New Roman" w:hAnsi="Times New Roman" w:cs="Times New Roman"/>
-          <w:b/>
-          <w:bCs/>
-          <w:sz w:val="40"/>
-          <w:szCs w:val="40"/>
-          <w:lang w:bidi="ne-NP"/>
-        </w:rPr>
-        <w:t>Colour</w:t>
-      </w:r>
-      <w:proofErr w:type="spellEnd"/>
-      <w:r>
-        <w:rPr>
-          <w:rFonts w:ascii="Times New Roman" w:hAnsi="Times New Roman" w:cs="Times New Roman"/>
-          <w:b/>
-          <w:bCs/>
-          <w:sz w:val="40"/>
-          <w:szCs w:val="40"/>
-          <w:lang w:bidi="ne-NP"/>
-        </w:rPr>
-        <w:t xml:space="preserve"> the capital letters.</w:t>
+        <w:t>2. Colour the capital letters.</w:t>
       </w:r>
       <w:r>
         <w:rPr>
@@ -2066,18 +2042,8 @@
           <w:lang w:bidi="ne-NP"/>
         </w:rPr>
         <w:tab/>
-      </w:r>
-      <w:proofErr w:type="spellStart"/>
-      <w:r>
-        <w:rPr>
-          <w:rFonts w:ascii="Times New Roman" w:hAnsi="Times New Roman" w:cs="Times New Roman"/>
-          <w:sz w:val="40"/>
-          <w:szCs w:val="40"/>
-          <w:lang w:bidi="ne-NP"/>
-        </w:rPr>
         <w:t>m</w:t>
       </w:r>
-      <w:proofErr w:type="spellEnd"/>
       <w:r>
         <w:rPr>
           <w:rFonts w:ascii="Times New Roman" w:hAnsi="Times New Roman" w:cs="Times New Roman"/>
@@ -2193,18 +2159,8 @@
           <w:lang w:bidi="ne-NP"/>
         </w:rPr>
         <w:tab/>
-      </w:r>
-      <w:proofErr w:type="spellStart"/>
-      <w:r>
-        <w:rPr>
-          <w:rFonts w:ascii="Times New Roman" w:hAnsi="Times New Roman" w:cs="Times New Roman"/>
-          <w:sz w:val="40"/>
-          <w:szCs w:val="40"/>
-          <w:lang w:bidi="ne-NP"/>
-        </w:rPr>
         <w:t>i</w:t>
       </w:r>
-      <w:proofErr w:type="spellEnd"/>
       <w:r>
         <w:rPr>
           <w:rFonts w:ascii="Times New Roman" w:hAnsi="Times New Roman" w:cs="Times New Roman"/>
@@ -3336,6 +3292,7 @@
           <w:szCs w:val="40"/>
           <w:lang w:bidi="ne-NP"/>
         </w:rPr>
+        <w:lastRenderedPageBreak/>
         <w:t>5. Circle the same letters.</w:t>
       </w:r>
       <w:r>
@@ -3724,46 +3681,35 @@
           <w:lang w:bidi="ne-NP"/>
         </w:rPr>
         <w:tab/>
-      </w:r>
-      <w:proofErr w:type="spellStart"/>
-      <w:r>
-        <w:rPr>
-          <w:rFonts w:ascii="Times New Roman" w:hAnsi="Times New Roman" w:cs="Times New Roman"/>
-          <w:sz w:val="40"/>
-          <w:szCs w:val="40"/>
-          <w:lang w:bidi="ne-NP"/>
-        </w:rPr>
         <w:t>Jj</w:t>
       </w:r>
-      <w:proofErr w:type="spellEnd"/>
-      <w:r>
-        <w:rPr>
-          <w:rFonts w:ascii="Times New Roman" w:hAnsi="Times New Roman" w:cs="Times New Roman"/>
-          <w:sz w:val="40"/>
-          <w:szCs w:val="40"/>
-          <w:lang w:bidi="ne-NP"/>
-        </w:rPr>
-        <w:tab/>
-      </w:r>
-      <w:r>
-        <w:rPr>
-          <w:rFonts w:ascii="Times New Roman" w:hAnsi="Times New Roman" w:cs="Times New Roman"/>
-          <w:sz w:val="40"/>
-          <w:szCs w:val="40"/>
-          <w:lang w:bidi="ne-NP"/>
-        </w:rPr>
-        <w:tab/>
-      </w:r>
-      <w:r>
-        <w:rPr>
-          <w:rFonts w:ascii="Times New Roman" w:hAnsi="Times New Roman" w:cs="Times New Roman"/>
-          <w:sz w:val="40"/>
-          <w:szCs w:val="40"/>
-          <w:lang w:bidi="ne-NP"/>
-        </w:rPr>
-        <w:tab/>
-      </w:r>
-      <w:proofErr w:type="spellStart"/>
+      <w:r>
+        <w:rPr>
+          <w:rFonts w:ascii="Times New Roman" w:hAnsi="Times New Roman" w:cs="Times New Roman"/>
+          <w:sz w:val="40"/>
+          <w:szCs w:val="40"/>
+          <w:lang w:bidi="ne-NP"/>
+        </w:rPr>
+        <w:tab/>
+      </w:r>
+      <w:r>
+        <w:rPr>
+          <w:rFonts w:ascii="Times New Roman" w:hAnsi="Times New Roman" w:cs="Times New Roman"/>
+          <w:sz w:val="40"/>
+          <w:szCs w:val="40"/>
+          <w:lang w:bidi="ne-NP"/>
+        </w:rPr>
+        <w:tab/>
+      </w:r>
+      <w:r>
+        <w:rPr>
+          <w:rFonts w:ascii="Times New Roman" w:hAnsi="Times New Roman" w:cs="Times New Roman"/>
+          <w:sz w:val="40"/>
+          <w:szCs w:val="40"/>
+          <w:lang w:bidi="ne-NP"/>
+        </w:rPr>
+        <w:tab/>
+      </w:r>
       <w:r>
         <w:rPr>
           <w:rFonts w:ascii="Times New Roman" w:hAnsi="Times New Roman" w:cs="Times New Roman"/>
@@ -3773,7 +3719,6 @@
         </w:rPr>
         <w:t>Ii</w:t>
       </w:r>
-      <w:proofErr w:type="spellEnd"/>
       <w:r>
         <w:rPr>
           <w:rFonts w:ascii="Times New Roman" w:hAnsi="Times New Roman" w:cs="Times New Roman"/>
@@ -3914,7 +3859,6 @@
         </w:rPr>
         <w:tab/>
       </w:r>
-      <w:proofErr w:type="spellStart"/>
       <w:r>
         <w:rPr>
           <w:rFonts w:ascii="Times New Roman" w:hAnsi="Times New Roman" w:cs="Times New Roman"/>
@@ -3924,7 +3868,6 @@
         </w:rPr>
         <w:t>Qq</w:t>
       </w:r>
-      <w:proofErr w:type="spellEnd"/>
     </w:p>
     <w:p>
       <w:pPr>
@@ -4037,7 +3980,6 @@
         </w:rPr>
         <w:tab/>
       </w:r>
-      <w:proofErr w:type="spellStart"/>
       <w:r>
         <w:rPr>
           <w:rFonts w:ascii="Times New Roman" w:hAnsi="Times New Roman" w:cs="Times New Roman"/>
@@ -4047,7 +3989,6 @@
         </w:rPr>
         <w:t>Uu</w:t>
       </w:r>
-      <w:proofErr w:type="spellEnd"/>
     </w:p>
     <w:p>
       <w:pPr>
@@ -5197,6 +5138,7 @@
           <w:szCs w:val="40"/>
           <w:lang w:bidi="ne-NP"/>
         </w:rPr>
+        <w:lastRenderedPageBreak/>
         <w:drawing>
           <wp:anchor distT="0" distB="0" distL="114300" distR="114300" simplePos="0" relativeHeight="251666432" behindDoc="0" locked="0" layoutInCell="1" allowOverlap="1" wp14:anchorId="15A379F9" wp14:editId="3A115D82">
             <wp:simplePos x="0" y="0"/>
@@ -5267,31 +5209,7 @@
           <w:szCs w:val="40"/>
           <w:lang w:bidi="ne-NP"/>
         </w:rPr>
-        <w:t>8. Co</w:t>
-      </w:r>
-      <w:proofErr w:type="spellStart"/>
-      <w:r>
-        <w:rPr>
-          <w:rFonts w:ascii="Times New Roman" w:hAnsi="Times New Roman" w:cs="Times New Roman"/>
-          <w:b/>
-          <w:bCs/>
-          <w:sz w:val="40"/>
-          <w:szCs w:val="40"/>
-          <w:lang w:bidi="ne-NP"/>
-        </w:rPr>
-        <w:t>lour</w:t>
-      </w:r>
-      <w:proofErr w:type="spellEnd"/>
-      <w:r>
-        <w:rPr>
-          <w:rFonts w:ascii="Times New Roman" w:hAnsi="Times New Roman" w:cs="Times New Roman"/>
-          <w:b/>
-          <w:bCs/>
-          <w:sz w:val="40"/>
-          <w:szCs w:val="40"/>
-          <w:lang w:bidi="ne-NP"/>
-        </w:rPr>
-        <w:t xml:space="preserve"> the picture.</w:t>
+        <w:t>8. Colour the picture.</w:t>
       </w:r>
       <w:r>
         <w:rPr>

--- a/Received/Nursery/nursery, english w.docx
+++ b/Received/Nursery/nursery, english w.docx
@@ -1106,7 +1106,7 @@
           <w:szCs w:val="40"/>
           <w:lang w:bidi="ne-NP"/>
         </w:rPr>
-        <w:t>5</w:t>
+        <w:t>6</w:t>
       </w:r>
       <w:r>
         <w:rPr>
@@ -3436,7 +3436,25 @@
           <w:szCs w:val="40"/>
           <w:lang w:bidi="ne-NP"/>
         </w:rPr>
-        <w:t>Aa-</w:t>
+        <w:t>Aa</w:t>
+      </w:r>
+      <w:r>
+        <w:rPr>
+          <w:rFonts w:ascii="Times New Roman" w:hAnsi="Times New Roman" w:cs="Times New Roman"/>
+          <w:sz w:val="40"/>
+          <w:szCs w:val="40"/>
+          <w:lang w:bidi="ne-NP"/>
+        </w:rPr>
+        <w:t xml:space="preserve"> </w:t>
+      </w:r>
+      <w:r>
+        <w:rPr>
+          <w:rFonts w:ascii="Times New Roman" w:hAnsi="Times New Roman" w:cs="Times New Roman"/>
+          <w:sz w:val="40"/>
+          <w:szCs w:val="40"/>
+          <w:lang w:bidi="ne-NP"/>
+        </w:rPr>
+        <w:t>-</w:t>
       </w:r>
       <w:r>
         <w:rPr>
@@ -3549,7 +3567,25 @@
           <w:szCs w:val="40"/>
           <w:lang w:bidi="ne-NP"/>
         </w:rPr>
-        <w:t>Ee-</w:t>
+        <w:t>Ee</w:t>
+      </w:r>
+      <w:r>
+        <w:rPr>
+          <w:rFonts w:ascii="Times New Roman" w:hAnsi="Times New Roman" w:cs="Times New Roman"/>
+          <w:sz w:val="40"/>
+          <w:szCs w:val="40"/>
+          <w:lang w:bidi="ne-NP"/>
+        </w:rPr>
+        <w:t xml:space="preserve"> </w:t>
+      </w:r>
+      <w:r>
+        <w:rPr>
+          <w:rFonts w:ascii="Times New Roman" w:hAnsi="Times New Roman" w:cs="Times New Roman"/>
+          <w:sz w:val="40"/>
+          <w:szCs w:val="40"/>
+          <w:lang w:bidi="ne-NP"/>
+        </w:rPr>
+        <w:t>-</w:t>
       </w:r>
       <w:r>
         <w:rPr>
@@ -3662,7 +3698,34 @@
           <w:szCs w:val="40"/>
           <w:lang w:bidi="ne-NP"/>
         </w:rPr>
-        <w:t>kk-</w:t>
+        <w:t>k</w:t>
+      </w:r>
+      <w:r>
+        <w:rPr>
+          <w:rFonts w:ascii="Times New Roman" w:hAnsi="Times New Roman" w:cs="Times New Roman"/>
+          <w:sz w:val="40"/>
+          <w:szCs w:val="40"/>
+          <w:lang w:bidi="ne-NP"/>
+        </w:rPr>
+        <w:t>k</w:t>
+      </w:r>
+      <w:r>
+        <w:rPr>
+          <w:rFonts w:ascii="Times New Roman" w:hAnsi="Times New Roman" w:cs="Times New Roman"/>
+          <w:sz w:val="40"/>
+          <w:szCs w:val="40"/>
+          <w:lang w:bidi="ne-NP"/>
+        </w:rPr>
+        <w:t xml:space="preserve"> </w:t>
+      </w:r>
+      <w:r>
+        <w:rPr>
+          <w:rFonts w:ascii="Times New Roman" w:hAnsi="Times New Roman" w:cs="Times New Roman"/>
+          <w:sz w:val="40"/>
+          <w:szCs w:val="40"/>
+          <w:lang w:bidi="ne-NP"/>
+        </w:rPr>
+        <w:t>-</w:t>
       </w:r>
       <w:r>
         <w:rPr>
@@ -3775,7 +3838,25 @@
           <w:szCs w:val="40"/>
           <w:lang w:bidi="ne-NP"/>
         </w:rPr>
-        <w:t>Pp-</w:t>
+        <w:t>Pp</w:t>
+      </w:r>
+      <w:r>
+        <w:rPr>
+          <w:rFonts w:ascii="Times New Roman" w:hAnsi="Times New Roman" w:cs="Times New Roman"/>
+          <w:sz w:val="40"/>
+          <w:szCs w:val="40"/>
+          <w:lang w:bidi="ne-NP"/>
+        </w:rPr>
+        <w:t xml:space="preserve"> </w:t>
+      </w:r>
+      <w:r>
+        <w:rPr>
+          <w:rFonts w:ascii="Times New Roman" w:hAnsi="Times New Roman" w:cs="Times New Roman"/>
+          <w:sz w:val="40"/>
+          <w:szCs w:val="40"/>
+          <w:lang w:bidi="ne-NP"/>
+        </w:rPr>
+        <w:t>-</w:t>
       </w:r>
       <w:r>
         <w:rPr>
@@ -3888,7 +3969,25 @@
           <w:szCs w:val="40"/>
           <w:lang w:bidi="ne-NP"/>
         </w:rPr>
-        <w:t>Ww-</w:t>
+        <w:t>Ww</w:t>
+      </w:r>
+      <w:r>
+        <w:rPr>
+          <w:rFonts w:ascii="Times New Roman" w:hAnsi="Times New Roman" w:cs="Times New Roman"/>
+          <w:sz w:val="40"/>
+          <w:szCs w:val="40"/>
+          <w:lang w:bidi="ne-NP"/>
+        </w:rPr>
+        <w:t xml:space="preserve"> </w:t>
+      </w:r>
+      <w:r>
+        <w:rPr>
+          <w:rFonts w:ascii="Times New Roman" w:hAnsi="Times New Roman" w:cs="Times New Roman"/>
+          <w:sz w:val="40"/>
+          <w:szCs w:val="40"/>
+          <w:lang w:bidi="ne-NP"/>
+        </w:rPr>
+        <w:t>-</w:t>
       </w:r>
       <w:r>
         <w:rPr>
